--- a/0-格式化前.docx
+++ b/0-格式化前.docx
@@ -436,8 +436,55 @@
       <w:pPr>
         <w:rPr>
           <w:rFonts w:hint="eastAsia"/>
-        </w:rPr>
-      </w:pPr>
+          <w:lang w:val="en-US" w:eastAsia="zh-CN"/>
+        </w:rPr>
+      </w:pPr>
+      <w:r>
+        <w:rPr>
+          <w:rFonts w:hint="eastAsia"/>
+          <w:lang w:val="en-US" w:eastAsia="zh-CN"/>
+        </w:rPr>
+        <w:t>3.页码</w:t>
+      </w:r>
+    </w:p>
+    <w:p>
+      <w:pPr>
+        <w:keepNext w:val="0"/>
+        <w:keepLines w:val="0"/>
+        <w:widowControl/>
+        <w:suppressLineNumbers w:val="0"/>
+        <w:jc w:val="left"/>
+      </w:pPr>
+      <w:r>
+        <w:rPr>
+          <w:rFonts w:hint="eastAsia"/>
+          <w:lang w:val="en-US" w:eastAsia="zh-CN"/>
+        </w:rPr>
+        <w:t xml:space="preserve">奇数页码居右，偶数页码居左，采用 </w:t>
+      </w:r>
+      <w:r>
+        <w:rPr>
+          <w:rFonts w:hint="default"/>
+          <w:lang w:val="en-US" w:eastAsia="zh-CN"/>
+        </w:rPr>
+        <w:t xml:space="preserve">4 </w:t>
+      </w:r>
+      <w:r>
+        <w:rPr>
+          <w:rFonts w:hint="eastAsia"/>
+          <w:lang w:val="en-US" w:eastAsia="zh-CN"/>
+        </w:rPr>
+        <w:t>号宋体阿拉伯数字</w:t>
+      </w:r>
+    </w:p>
+    <w:p>
+      <w:pPr>
+        <w:rPr>
+          <w:rFonts w:hint="eastAsia"/>
+        </w:rPr>
+      </w:pPr>
+      <w:bookmarkStart w:id="0" w:name="_GoBack"/>
+      <w:bookmarkEnd w:id="0"/>
       <w:r>
         <w:rPr>
           <w:rFonts w:hint="eastAsia"/>
@@ -587,7 +634,150 @@
         <w:rPr>
           <w:rFonts w:hint="eastAsia"/>
         </w:rPr>
-        <w:t>仿宋_GB2312 三号，缩进2字符，层次序数使用“(1)(2)(3)(4)(5)(6)(7)(8)(9)(10)”</w:t>
+        <w:t>仿宋_GB2312 三号，缩进2字符，层次序数使用“</w:t>
+      </w:r>
+      <w:r>
+        <w:rPr>
+          <w:rFonts w:hint="eastAsia"/>
+          <w:lang w:eastAsia="zh-CN"/>
+        </w:rPr>
+        <w:t>（</w:t>
+      </w:r>
+      <w:r>
+        <w:rPr>
+          <w:rFonts w:hint="eastAsia"/>
+        </w:rPr>
+        <w:t>1</w:t>
+      </w:r>
+      <w:r>
+        <w:rPr>
+          <w:rFonts w:hint="eastAsia"/>
+          <w:lang w:eastAsia="zh-CN"/>
+        </w:rPr>
+        <w:t>）（</w:t>
+      </w:r>
+      <w:r>
+        <w:rPr>
+          <w:rFonts w:hint="eastAsia"/>
+        </w:rPr>
+        <w:t>2</w:t>
+      </w:r>
+      <w:r>
+        <w:rPr>
+          <w:rFonts w:hint="eastAsia"/>
+          <w:lang w:eastAsia="zh-CN"/>
+        </w:rPr>
+        <w:t>）（</w:t>
+      </w:r>
+      <w:r>
+        <w:rPr>
+          <w:rFonts w:hint="eastAsia"/>
+        </w:rPr>
+        <w:t>3</w:t>
+      </w:r>
+      <w:r>
+        <w:rPr>
+          <w:rFonts w:hint="eastAsia"/>
+          <w:lang w:eastAsia="zh-CN"/>
+        </w:rPr>
+        <w:t>）（</w:t>
+      </w:r>
+      <w:r>
+        <w:rPr>
+          <w:rFonts w:hint="eastAsia"/>
+        </w:rPr>
+        <w:t>4</w:t>
+      </w:r>
+      <w:r>
+        <w:rPr>
+          <w:rFonts w:hint="eastAsia"/>
+          <w:lang w:eastAsia="zh-CN"/>
+        </w:rPr>
+        <w:t>）（</w:t>
+      </w:r>
+      <w:r>
+        <w:rPr>
+          <w:rFonts w:hint="eastAsia"/>
+        </w:rPr>
+        <w:t>5</w:t>
+      </w:r>
+      <w:r>
+        <w:rPr>
+          <w:rFonts w:hint="eastAsia"/>
+          <w:lang w:eastAsia="zh-CN"/>
+        </w:rPr>
+        <w:t>）（</w:t>
+      </w:r>
+      <w:r>
+        <w:rPr>
+          <w:rFonts w:hint="eastAsia"/>
+        </w:rPr>
+        <w:t>6</w:t>
+      </w:r>
+      <w:r>
+        <w:rPr>
+          <w:rFonts w:hint="eastAsia"/>
+          <w:lang w:eastAsia="zh-CN"/>
+        </w:rPr>
+        <w:t>）（</w:t>
+      </w:r>
+      <w:r>
+        <w:rPr>
+          <w:rFonts w:hint="eastAsia"/>
+        </w:rPr>
+        <w:t>7</w:t>
+      </w:r>
+      <w:r>
+        <w:rPr>
+          <w:rFonts w:hint="eastAsia"/>
+          <w:lang w:eastAsia="zh-CN"/>
+        </w:rPr>
+        <w:t>）（</w:t>
+      </w:r>
+      <w:r>
+        <w:rPr>
+          <w:rFonts w:hint="eastAsia"/>
+        </w:rPr>
+        <w:t>8</w:t>
+      </w:r>
+      <w:r>
+        <w:rPr>
+          <w:rFonts w:hint="eastAsia"/>
+          <w:lang w:eastAsia="zh-CN"/>
+        </w:rPr>
+        <w:t>）（</w:t>
+      </w:r>
+      <w:r>
+        <w:rPr>
+          <w:rFonts w:hint="eastAsia"/>
+        </w:rPr>
+        <w:t>9</w:t>
+      </w:r>
+      <w:r>
+        <w:rPr>
+          <w:rFonts w:hint="eastAsia"/>
+          <w:lang w:eastAsia="zh-CN"/>
+        </w:rPr>
+        <w:t>）（</w:t>
+      </w:r>
+      <w:r>
+        <w:rPr>
+          <w:rFonts w:hint="eastAsia"/>
+        </w:rPr>
+        <w:t>10</w:t>
+      </w:r>
+      <w:r>
+        <w:rPr>
+          <w:rFonts w:hint="eastAsia"/>
+          <w:lang w:eastAsia="zh-CN"/>
+        </w:rPr>
+        <w:t>）</w:t>
+      </w:r>
+      <w:r>
+        <w:rPr>
+          <w:rFonts w:hint="eastAsia"/>
+        </w:rPr>
+        <w:t>”</w:t>
       </w:r>
       <w:r>
         <w:rPr>
@@ -631,17 +821,7 @@
           <w:b w:val="0"/>
           <w:bCs w:val="0"/>
         </w:rPr>
-        <w:t>“一是、二是</w:t>
-      </w:r>
-      <w:bookmarkStart w:id="0" w:name="_GoBack"/>
-      <w:bookmarkEnd w:id="0"/>
-      <w:r>
-        <w:rPr>
-          <w:rFonts w:hint="eastAsia"/>
-          <w:b w:val="0"/>
-          <w:bCs w:val="0"/>
-        </w:rPr>
-        <w:t xml:space="preserve">” </w:t>
+        <w:t xml:space="preserve">“一是、二是” </w:t>
       </w:r>
       <w:r>
         <w:rPr>

--- a/0-格式化前.docx
+++ b/0-格式化前.docx
@@ -109,6 +109,57 @@
     <w:p>
       <w:pPr>
         <w:rPr>
+          <w:rFonts w:hint="eastAsia" w:eastAsiaTheme="minorEastAsia"/>
+          <w:lang w:eastAsia="zh-CN"/>
+        </w:rPr>
+      </w:pPr>
+      <w:r>
+        <w:rPr>
+          <w:rFonts w:hint="eastAsia" w:eastAsiaTheme="minorEastAsia"/>
+          <w:lang w:eastAsia="zh-CN"/>
+        </w:rPr>
+        <w:drawing>
+          <wp:inline distT="0" distB="0" distL="114300" distR="114300">
+            <wp:extent cx="5260340" cy="3101975"/>
+            <wp:effectExtent l="0" t="0" r="10160" b="9525"/>
+            <wp:docPr id="1" name="图片 1" descr="img_1"/>
+            <wp:cNvGraphicFramePr>
+              <a:graphicFrameLocks xmlns:a="http://schemas.openxmlformats.org/drawingml/2006/main" noChangeAspect="1"/>
+            </wp:cNvGraphicFramePr>
+            <a:graphic xmlns:a="http://schemas.openxmlformats.org/drawingml/2006/main">
+              <a:graphicData uri="http://schemas.openxmlformats.org/drawingml/2006/picture">
+                <pic:pic xmlns:pic="http://schemas.openxmlformats.org/drawingml/2006/picture">
+                  <pic:nvPicPr>
+                    <pic:cNvPr id="1" name="图片 1" descr="img_1"/>
+                    <pic:cNvPicPr>
+                      <a:picLocks noChangeAspect="1"/>
+                    </pic:cNvPicPr>
+                  </pic:nvPicPr>
+                  <pic:blipFill>
+                    <a:blip r:embed="rId4"/>
+                    <a:stretch>
+                      <a:fillRect/>
+                    </a:stretch>
+                  </pic:blipFill>
+                  <pic:spPr>
+                    <a:xfrm>
+                      <a:off x="0" y="0"/>
+                      <a:ext cx="5260340" cy="3101975"/>
+                    </a:xfrm>
+                    <a:prstGeom prst="rect">
+                      <a:avLst/>
+                    </a:prstGeom>
+                  </pic:spPr>
+                </pic:pic>
+              </a:graphicData>
+            </a:graphic>
+          </wp:inline>
+        </w:drawing>
+      </w:r>
+    </w:p>
+    <w:p>
+      <w:pPr>
+        <w:rPr>
           <w:rFonts w:hint="eastAsia"/>
         </w:rPr>
       </w:pPr>
@@ -221,7 +272,64 @@
         <w:rPr>
           <w:rFonts w:hint="eastAsia"/>
         </w:rPr>
-        <w:t xml:space="preserve">WPS中可查看本机已安装楷体_GB2312、仿宋_GB2312字体 </w:t>
+        <w:t>WPS中可查看本机已安装楷体_GB2312、仿宋_GB2312字体</w:t>
+      </w:r>
+    </w:p>
+    <w:p>
+      <w:pPr>
+        <w:rPr>
+          <w:rFonts w:hint="eastAsia"/>
+        </w:rPr>
+      </w:pPr>
+      <w:r>
+        <w:rPr>
+          <w:rFonts w:hint="eastAsia"/>
+        </w:rPr>
+        <w:drawing>
+          <wp:inline distT="0" distB="0" distL="114300" distR="114300">
+            <wp:extent cx="5264150" cy="2402840"/>
+            <wp:effectExtent l="0" t="0" r="6350" b="10160"/>
+            <wp:docPr id="3" name="图片 3" descr="img_2"/>
+            <wp:cNvGraphicFramePr>
+              <a:graphicFrameLocks xmlns:a="http://schemas.openxmlformats.org/drawingml/2006/main" noChangeAspect="1"/>
+            </wp:cNvGraphicFramePr>
+            <a:graphic xmlns:a="http://schemas.openxmlformats.org/drawingml/2006/main">
+              <a:graphicData uri="http://schemas.openxmlformats.org/drawingml/2006/picture">
+                <pic:pic xmlns:pic="http://schemas.openxmlformats.org/drawingml/2006/picture">
+                  <pic:nvPicPr>
+                    <pic:cNvPr id="3" name="图片 3" descr="img_2"/>
+                    <pic:cNvPicPr>
+                      <a:picLocks noChangeAspect="1"/>
+                    </pic:cNvPicPr>
+                  </pic:nvPicPr>
+                  <pic:blipFill>
+                    <a:blip r:embed="rId5"/>
+                    <a:stretch>
+                      <a:fillRect/>
+                    </a:stretch>
+                  </pic:blipFill>
+                  <pic:spPr>
+                    <a:xfrm>
+                      <a:off x="0" y="0"/>
+                      <a:ext cx="5264150" cy="2402840"/>
+                    </a:xfrm>
+                    <a:prstGeom prst="rect">
+                      <a:avLst/>
+                    </a:prstGeom>
+                  </pic:spPr>
+                </pic:pic>
+              </a:graphicData>
+            </a:graphic>
+          </wp:inline>
+        </w:drawing>
+      </w:r>
+      <w:bookmarkStart w:id="0" w:name="_GoBack"/>
+      <w:bookmarkEnd w:id="0"/>
+      <w:r>
+        <w:rPr>
+          <w:rFonts w:hint="eastAsia"/>
+        </w:rPr>
+        <w:t xml:space="preserve"> </w:t>
       </w:r>
     </w:p>
     <w:p>
@@ -483,8 +591,6 @@
           <w:rFonts w:hint="eastAsia"/>
         </w:rPr>
       </w:pPr>
-      <w:bookmarkStart w:id="0" w:name="_GoBack"/>
-      <w:bookmarkEnd w:id="0"/>
       <w:r>
         <w:rPr>
           <w:rFonts w:hint="eastAsia"/>

--- a/0-格式化前.docx
+++ b/0-格式化前.docx
@@ -323,195 +323,221 @@
           </wp:inline>
         </w:drawing>
       </w:r>
+      <w:r>
+        <w:rPr>
+          <w:rFonts w:hint="eastAsia"/>
+        </w:rPr>
+        <w:t xml:space="preserve"> </w:t>
+      </w:r>
+    </w:p>
+    <w:p>
+      <w:pPr>
+        <w:rPr>
+          <w:rFonts w:hint="eastAsia"/>
+        </w:rPr>
+      </w:pPr>
+      <w:r>
+        <w:rPr>
+          <w:rFonts w:hint="eastAsia"/>
+        </w:rPr>
+        <w:t>（二）添加脚本</w:t>
+      </w:r>
+    </w:p>
+    <w:p>
+      <w:pPr>
+        <w:rPr>
+          <w:rFonts w:hint="eastAsia"/>
+        </w:rPr>
+      </w:pPr>
+      <w:r>
+        <w:rPr>
+          <w:rFonts w:hint="eastAsia"/>
+        </w:rPr>
+        <w:t>1.创建模块</w:t>
+      </w:r>
+    </w:p>
+    <w:p>
+      <w:pPr>
+        <w:rPr>
+          <w:rFonts w:hint="eastAsia"/>
+        </w:rPr>
+      </w:pPr>
+      <w:r>
+        <w:rPr>
+          <w:rFonts w:hint="eastAsia"/>
+        </w:rPr>
+        <w:t>打开WPS → 工具 → 开发工具 → 切换至VB环境 → 查看代码 → 右击Normal → 插入 → 模块</w:t>
+      </w:r>
+    </w:p>
+    <w:p>
+      <w:pPr>
+        <w:rPr>
+          <w:rFonts w:hint="eastAsia"/>
+        </w:rPr>
+      </w:pPr>
+      <w:r>
+        <w:rPr>
+          <w:rFonts w:hint="eastAsia"/>
+        </w:rPr>
+        <w:t>2.复制脚本</w:t>
+      </w:r>
+    </w:p>
+    <w:p>
+      <w:pPr>
+        <w:rPr>
+          <w:rFonts w:hint="eastAsia"/>
+        </w:rPr>
+      </w:pPr>
+      <w:r>
+        <w:rPr>
+          <w:rFonts w:hint="eastAsia"/>
+        </w:rPr>
+        <w:t>复制脚本Format2GBT9704_2012.txt中的内容，粘贴至模块1，关闭窗口即可。</w:t>
+      </w:r>
+    </w:p>
+    <w:p>
+      <w:pPr>
+        <w:rPr>
+          <w:rFonts w:hint="eastAsia"/>
+        </w:rPr>
+      </w:pPr>
+      <w:r>
+        <w:rPr>
+          <w:rFonts w:hint="eastAsia"/>
+        </w:rPr>
+        <w:t>（三）使用脚本</w:t>
+      </w:r>
+    </w:p>
+    <w:p>
+      <w:pPr>
+        <w:rPr>
+          <w:rFonts w:hint="eastAsia"/>
+        </w:rPr>
+      </w:pPr>
+      <w:r>
+        <w:rPr>
+          <w:rFonts w:hint="eastAsia"/>
+        </w:rPr>
+        <w:t>1.运行宏脚本</w:t>
+      </w:r>
+    </w:p>
+    <w:p>
+      <w:pPr>
+        <w:rPr>
+          <w:rFonts w:hint="eastAsia"/>
+        </w:rPr>
+      </w:pPr>
+      <w:r>
+        <w:rPr>
+          <w:rFonts w:hint="eastAsia"/>
+        </w:rPr>
+        <w:t>打开WPS → 工具 → 运行宏 → 选择「Format2GBT9704_2012」→ 点击运行</w:t>
+      </w:r>
+    </w:p>
+    <w:p>
+      <w:pPr>
+        <w:rPr>
+          <w:rFonts w:hint="eastAsia"/>
+        </w:rPr>
+      </w:pPr>
+      <w:r>
+        <w:rPr>
+          <w:rFonts w:hint="eastAsia"/>
+        </w:rPr>
+        <w:t>2.成功提示</w:t>
+      </w:r>
+    </w:p>
+    <w:p>
+      <w:pPr>
+        <w:rPr>
+          <w:rFonts w:hint="eastAsia"/>
+        </w:rPr>
+      </w:pPr>
+      <w:r>
+        <w:rPr>
+          <w:rFonts w:hint="eastAsia"/>
+        </w:rPr>
+        <w:t>运行成功后，将弹出「格式化完成」提示。</w:t>
+      </w:r>
+    </w:p>
+    <w:p>
+      <w:pPr>
+        <w:rPr>
+          <w:rFonts w:hint="eastAsia"/>
+        </w:rPr>
+      </w:pPr>
+      <w:r>
+        <w:rPr>
+          <w:rFonts w:hint="eastAsia"/>
+        </w:rPr>
+        <w:t>三、可格式化具体内容</w:t>
+      </w:r>
+    </w:p>
+    <w:p>
+      <w:pPr>
+        <w:rPr>
+          <w:rFonts w:hint="eastAsia"/>
+        </w:rPr>
+      </w:pPr>
+      <w:r>
+        <w:rPr>
+          <w:rFonts w:hint="eastAsia"/>
+        </w:rPr>
+        <w:t>（一）页面设置</w:t>
+      </w:r>
+    </w:p>
+    <w:p>
+      <w:pPr>
+        <w:rPr>
+          <w:rFonts w:hint="eastAsia"/>
+        </w:rPr>
+      </w:pPr>
+      <w:r>
+        <w:rPr>
+          <w:rFonts w:hint="eastAsia"/>
+        </w:rPr>
+        <w:t>1.页边距</w:t>
+      </w:r>
+    </w:p>
+    <w:p>
+      <w:pPr>
+        <w:rPr>
+          <w:rFonts w:hint="eastAsia"/>
+        </w:rPr>
+      </w:pPr>
+      <w:r>
+        <w:rPr>
+          <w:rFonts w:hint="eastAsia"/>
+        </w:rPr>
+        <w:t>上3.7cm、下3.5cm、左2.</w:t>
+      </w:r>
+      <w:r>
+        <w:rPr>
+          <w:rFonts w:hint="eastAsia"/>
+          <w:lang w:val="en-US" w:eastAsia="zh-CN"/>
+        </w:rPr>
+        <w:t>8</w:t>
+      </w:r>
+      <w:r>
+        <w:rPr>
+          <w:rFonts w:hint="eastAsia"/>
+        </w:rPr>
+        <w:t>cm、右2.</w:t>
+      </w:r>
+      <w:r>
+        <w:rPr>
+          <w:rFonts w:hint="eastAsia"/>
+          <w:lang w:val="en-US" w:eastAsia="zh-CN"/>
+        </w:rPr>
+        <w:t>6</w:t>
+      </w:r>
       <w:bookmarkStart w:id="0" w:name="_GoBack"/>
       <w:bookmarkEnd w:id="0"/>
       <w:r>
         <w:rPr>
           <w:rFonts w:hint="eastAsia"/>
         </w:rPr>
-        <w:t xml:space="preserve"> </w:t>
-      </w:r>
-    </w:p>
-    <w:p>
-      <w:pPr>
-        <w:rPr>
-          <w:rFonts w:hint="eastAsia"/>
-        </w:rPr>
-      </w:pPr>
-      <w:r>
-        <w:rPr>
-          <w:rFonts w:hint="eastAsia"/>
-        </w:rPr>
-        <w:t>（二）添加脚本</w:t>
-      </w:r>
-    </w:p>
-    <w:p>
-      <w:pPr>
-        <w:rPr>
-          <w:rFonts w:hint="eastAsia"/>
-        </w:rPr>
-      </w:pPr>
-      <w:r>
-        <w:rPr>
-          <w:rFonts w:hint="eastAsia"/>
-        </w:rPr>
-        <w:t>1.创建模块</w:t>
-      </w:r>
-    </w:p>
-    <w:p>
-      <w:pPr>
-        <w:rPr>
-          <w:rFonts w:hint="eastAsia"/>
-        </w:rPr>
-      </w:pPr>
-      <w:r>
-        <w:rPr>
-          <w:rFonts w:hint="eastAsia"/>
-        </w:rPr>
-        <w:t>打开WPS → 工具 → 开发工具 → 切换至VB环境 → 查看代码 → 右击Normal → 插入 → 模块</w:t>
-      </w:r>
-    </w:p>
-    <w:p>
-      <w:pPr>
-        <w:rPr>
-          <w:rFonts w:hint="eastAsia"/>
-        </w:rPr>
-      </w:pPr>
-      <w:r>
-        <w:rPr>
-          <w:rFonts w:hint="eastAsia"/>
-        </w:rPr>
-        <w:t>2.复制脚本</w:t>
-      </w:r>
-    </w:p>
-    <w:p>
-      <w:pPr>
-        <w:rPr>
-          <w:rFonts w:hint="eastAsia"/>
-        </w:rPr>
-      </w:pPr>
-      <w:r>
-        <w:rPr>
-          <w:rFonts w:hint="eastAsia"/>
-        </w:rPr>
-        <w:t>复制脚本Format2GBT9704_2012.txt中的内容，粘贴至模块1，关闭窗口即可。</w:t>
-      </w:r>
-    </w:p>
-    <w:p>
-      <w:pPr>
-        <w:rPr>
-          <w:rFonts w:hint="eastAsia"/>
-        </w:rPr>
-      </w:pPr>
-      <w:r>
-        <w:rPr>
-          <w:rFonts w:hint="eastAsia"/>
-        </w:rPr>
-        <w:t>（三）使用脚本</w:t>
-      </w:r>
-    </w:p>
-    <w:p>
-      <w:pPr>
-        <w:rPr>
-          <w:rFonts w:hint="eastAsia"/>
-        </w:rPr>
-      </w:pPr>
-      <w:r>
-        <w:rPr>
-          <w:rFonts w:hint="eastAsia"/>
-        </w:rPr>
-        <w:t>1.运行宏脚本</w:t>
-      </w:r>
-    </w:p>
-    <w:p>
-      <w:pPr>
-        <w:rPr>
-          <w:rFonts w:hint="eastAsia"/>
-        </w:rPr>
-      </w:pPr>
-      <w:r>
-        <w:rPr>
-          <w:rFonts w:hint="eastAsia"/>
-        </w:rPr>
-        <w:t>打开WPS → 工具 → 运行宏 → 选择「Format2GBT9704_2012」→ 点击运行</w:t>
-      </w:r>
-    </w:p>
-    <w:p>
-      <w:pPr>
-        <w:rPr>
-          <w:rFonts w:hint="eastAsia"/>
-        </w:rPr>
-      </w:pPr>
-      <w:r>
-        <w:rPr>
-          <w:rFonts w:hint="eastAsia"/>
-        </w:rPr>
-        <w:t>2.成功提示</w:t>
-      </w:r>
-    </w:p>
-    <w:p>
-      <w:pPr>
-        <w:rPr>
-          <w:rFonts w:hint="eastAsia"/>
-        </w:rPr>
-      </w:pPr>
-      <w:r>
-        <w:rPr>
-          <w:rFonts w:hint="eastAsia"/>
-        </w:rPr>
-        <w:t>运行成功后，将弹出「格式化完成」提示。</w:t>
-      </w:r>
-    </w:p>
-    <w:p>
-      <w:pPr>
-        <w:rPr>
-          <w:rFonts w:hint="eastAsia"/>
-        </w:rPr>
-      </w:pPr>
-      <w:r>
-        <w:rPr>
-          <w:rFonts w:hint="eastAsia"/>
-        </w:rPr>
-        <w:t>三、可格式化具体内容</w:t>
-      </w:r>
-    </w:p>
-    <w:p>
-      <w:pPr>
-        <w:rPr>
-          <w:rFonts w:hint="eastAsia"/>
-        </w:rPr>
-      </w:pPr>
-      <w:r>
-        <w:rPr>
-          <w:rFonts w:hint="eastAsia"/>
-        </w:rPr>
-        <w:t>（一）页面设置</w:t>
-      </w:r>
-    </w:p>
-    <w:p>
-      <w:pPr>
-        <w:rPr>
-          <w:rFonts w:hint="eastAsia"/>
-        </w:rPr>
-      </w:pPr>
-      <w:r>
-        <w:rPr>
-          <w:rFonts w:hint="eastAsia"/>
-        </w:rPr>
-        <w:t>1.页边距</w:t>
-      </w:r>
-    </w:p>
-    <w:p>
-      <w:pPr>
-        <w:rPr>
-          <w:rFonts w:hint="eastAsia"/>
-        </w:rPr>
-      </w:pPr>
-      <w:r>
-        <w:rPr>
-          <w:rFonts w:hint="eastAsia"/>
-        </w:rPr>
-        <w:t>上3.7cm、下3.5cm、左2.7cm、右2.7cm</w:t>
+        <w:t>cm</w:t>
       </w:r>
     </w:p>
     <w:p>
